--- a/kotlin/k7_part_two_of_kotlin_extras.docx
+++ b/kotlin/k7_part_two_of_kotlin_extras.docx
@@ -7,8 +7,8 @@
         <w:jc w:val="center"/>
         <w:rPr>
           <w:rFonts w:ascii="Calibri" w:hAnsi="Calibri" w:cs="Calibri"/>
-          <w:sz w:val="36"/>
-          <w:szCs w:val="36"/>
+          <w:sz w:val="34"/>
+          <w:szCs w:val="34"/>
         </w:rPr>
       </w:pPr>
       <w:r>
@@ -16,8 +16,8 @@
           <w:rFonts w:ascii="Calibri" w:hAnsi="Calibri" w:cs="Calibri"/>
           <w:b/>
           <w:bCs/>
-          <w:sz w:val="44"/>
-          <w:szCs w:val="44"/>
+          <w:sz w:val="42"/>
+          <w:szCs w:val="42"/>
         </w:rPr>
         <w:t>INDEX</w:t>
       </w:r>
@@ -42,53 +42,87 @@
           <w:sz w:val="32"/>
           <w:szCs w:val="32"/>
         </w:rPr>
-        <w:t>Kotlin (Programming Language)………………………………………...2</w:t>
-      </w:r>
-    </w:p>
-    <w:p>
-      <w:pPr>
-        <w:jc w:val="both"/>
+        <w:t xml:space="preserve">Kotlin (Programming </w:t>
+      </w:r>
+      <w:proofErr w:type="gramStart"/>
+      <w:r>
         <w:rPr>
           <w:rFonts w:ascii="Calibri" w:hAnsi="Calibri" w:cs="Calibri"/>
           <w:sz w:val="32"/>
           <w:szCs w:val="32"/>
         </w:rPr>
-      </w:pPr>
-    </w:p>
-    <w:p>
-      <w:pPr>
-        <w:jc w:val="both"/>
+        <w:t>Language)…</w:t>
+      </w:r>
+      <w:proofErr w:type="gramEnd"/>
+      <w:r>
         <w:rPr>
           <w:rFonts w:ascii="Calibri" w:hAnsi="Calibri" w:cs="Calibri"/>
           <w:sz w:val="32"/>
           <w:szCs w:val="32"/>
         </w:rPr>
-      </w:pPr>
-    </w:p>
-    <w:p>
-      <w:pPr>
-        <w:jc w:val="both"/>
+        <w:t>………………………</w:t>
+      </w:r>
+      <w:r>
         <w:rPr>
           <w:rFonts w:ascii="Calibri" w:hAnsi="Calibri" w:cs="Calibri"/>
           <w:sz w:val="32"/>
           <w:szCs w:val="32"/>
         </w:rPr>
-      </w:pPr>
-    </w:p>
-    <w:p>
-      <w:pPr>
+        <w:t>…………</w:t>
+      </w:r>
+      <w:r>
         <w:rPr>
           <w:rFonts w:ascii="Calibri" w:hAnsi="Calibri" w:cs="Calibri"/>
           <w:sz w:val="32"/>
           <w:szCs w:val="32"/>
         </w:rPr>
-      </w:pPr>
-      <w:r>
+        <w:t>……………...2</w:t>
+      </w:r>
+    </w:p>
+    <w:p>
+      <w:pPr>
+        <w:jc w:val="both"/>
         <w:rPr>
           <w:rFonts w:ascii="Calibri" w:hAnsi="Calibri" w:cs="Calibri"/>
           <w:sz w:val="32"/>
           <w:szCs w:val="32"/>
         </w:rPr>
+      </w:pPr>
+    </w:p>
+    <w:p>
+      <w:pPr>
+        <w:jc w:val="both"/>
+        <w:rPr>
+          <w:rFonts w:ascii="Calibri" w:hAnsi="Calibri" w:cs="Calibri"/>
+          <w:sz w:val="32"/>
+          <w:szCs w:val="32"/>
+        </w:rPr>
+      </w:pPr>
+    </w:p>
+    <w:p>
+      <w:pPr>
+        <w:jc w:val="both"/>
+        <w:rPr>
+          <w:rFonts w:ascii="Calibri" w:hAnsi="Calibri" w:cs="Calibri"/>
+          <w:sz w:val="32"/>
+          <w:szCs w:val="32"/>
+        </w:rPr>
+      </w:pPr>
+    </w:p>
+    <w:p>
+      <w:pPr>
+        <w:rPr>
+          <w:rFonts w:ascii="Calibri" w:hAnsi="Calibri" w:cs="Calibri"/>
+          <w:sz w:val="32"/>
+          <w:szCs w:val="32"/>
+        </w:rPr>
+      </w:pPr>
+      <w:r>
+        <w:rPr>
+          <w:rFonts w:ascii="Calibri" w:hAnsi="Calibri" w:cs="Calibri"/>
+          <w:sz w:val="32"/>
+          <w:szCs w:val="32"/>
+        </w:rPr>
         <w:br w:type="page"/>
       </w:r>
     </w:p>
@@ -99,8 +133,8 @@
           <w:rFonts w:ascii="Calibri" w:hAnsi="Calibri" w:cs="Calibri"/>
           <w:b/>
           <w:bCs/>
-          <w:sz w:val="36"/>
-          <w:szCs w:val="36"/>
+          <w:sz w:val="34"/>
+          <w:szCs w:val="34"/>
         </w:rPr>
       </w:pPr>
       <w:r>
@@ -108,8 +142,8 @@
           <w:rFonts w:ascii="Calibri" w:hAnsi="Calibri" w:cs="Calibri"/>
           <w:b/>
           <w:bCs/>
-          <w:sz w:val="36"/>
-          <w:szCs w:val="36"/>
+          <w:sz w:val="34"/>
+          <w:szCs w:val="34"/>
         </w:rPr>
         <w:lastRenderedPageBreak/>
         <w:t>Kotlin (Java’s Successor):</w:t>
@@ -120,15 +154,15 @@
         <w:jc w:val="both"/>
         <w:rPr>
           <w:rFonts w:ascii="Calibri" w:hAnsi="Calibri" w:cs="Calibri"/>
-          <w:sz w:val="36"/>
-          <w:szCs w:val="36"/>
-        </w:rPr>
-      </w:pPr>
-      <w:r>
-        <w:rPr>
-          <w:rFonts w:ascii="Calibri" w:hAnsi="Calibri" w:cs="Calibri"/>
-          <w:sz w:val="36"/>
-          <w:szCs w:val="36"/>
+          <w:sz w:val="34"/>
+          <w:szCs w:val="34"/>
+        </w:rPr>
+      </w:pPr>
+      <w:r>
+        <w:rPr>
+          <w:rFonts w:ascii="Calibri" w:hAnsi="Calibri" w:cs="Calibri"/>
+          <w:sz w:val="34"/>
+          <w:szCs w:val="34"/>
         </w:rPr>
         <w:t xml:space="preserve"># </w:t>
       </w:r>
@@ -137,16 +171,16 @@
           <w:rFonts w:ascii="Calibri" w:hAnsi="Calibri" w:cs="Calibri"/>
           <w:b/>
           <w:bCs/>
-          <w:sz w:val="36"/>
-          <w:szCs w:val="36"/>
+          <w:sz w:val="34"/>
+          <w:szCs w:val="34"/>
         </w:rPr>
         <w:t>Kotlin</w:t>
       </w:r>
       <w:r>
         <w:rPr>
           <w:rFonts w:ascii="Calibri" w:hAnsi="Calibri" w:cs="Calibri"/>
-          <w:sz w:val="36"/>
-          <w:szCs w:val="36"/>
+          <w:sz w:val="34"/>
+          <w:szCs w:val="34"/>
         </w:rPr>
         <w:t xml:space="preserve"> is a statically typed multi-paradigm, designed as a better alternative to </w:t>
       </w:r>
@@ -155,16 +189,16 @@
           <w:rFonts w:ascii="Calibri" w:hAnsi="Calibri" w:cs="Calibri"/>
           <w:b/>
           <w:bCs/>
-          <w:sz w:val="36"/>
-          <w:szCs w:val="36"/>
+          <w:sz w:val="34"/>
+          <w:szCs w:val="34"/>
         </w:rPr>
         <w:t>Java</w:t>
       </w:r>
       <w:r>
         <w:rPr>
           <w:rFonts w:ascii="Calibri" w:hAnsi="Calibri" w:cs="Calibri"/>
-          <w:sz w:val="36"/>
-          <w:szCs w:val="36"/>
+          <w:sz w:val="34"/>
+          <w:szCs w:val="34"/>
         </w:rPr>
         <w:t xml:space="preserve">. Like </w:t>
       </w:r>
@@ -173,48 +207,48 @@
           <w:rFonts w:ascii="Calibri" w:hAnsi="Calibri" w:cs="Calibri"/>
           <w:b/>
           <w:bCs/>
-          <w:sz w:val="36"/>
-          <w:szCs w:val="36"/>
+          <w:sz w:val="34"/>
+          <w:szCs w:val="34"/>
         </w:rPr>
         <w:t>Java</w:t>
       </w:r>
       <w:r>
         <w:rPr>
           <w:rFonts w:ascii="Calibri" w:hAnsi="Calibri" w:cs="Calibri"/>
-          <w:sz w:val="36"/>
-          <w:szCs w:val="36"/>
+          <w:sz w:val="34"/>
+          <w:szCs w:val="34"/>
         </w:rPr>
         <w:t xml:space="preserve"> it compiles to Bytecode</w:t>
       </w:r>
       <w:r>
         <w:rPr>
           <w:rFonts w:ascii="Calibri" w:hAnsi="Calibri" w:cs="Calibri"/>
-          <w:sz w:val="36"/>
-          <w:szCs w:val="36"/>
+          <w:sz w:val="34"/>
+          <w:szCs w:val="34"/>
         </w:rPr>
         <w:t xml:space="preserve">, an </w:t>
       </w:r>
       <w:r>
         <w:rPr>
           <w:rFonts w:ascii="Calibri" w:hAnsi="Calibri" w:cs="Calibri"/>
-          <w:sz w:val="36"/>
-          <w:szCs w:val="36"/>
+          <w:sz w:val="34"/>
+          <w:szCs w:val="34"/>
         </w:rPr>
         <w:t xml:space="preserve">intermediate, platform independent binary code </w:t>
       </w:r>
       <w:r>
         <w:rPr>
           <w:rFonts w:ascii="Calibri" w:hAnsi="Calibri" w:cs="Calibri"/>
-          <w:sz w:val="36"/>
-          <w:szCs w:val="36"/>
+          <w:sz w:val="34"/>
+          <w:szCs w:val="34"/>
         </w:rPr>
         <w:t>(</w:t>
       </w:r>
       <w:r>
         <w:rPr>
           <w:rFonts w:ascii="Calibri" w:hAnsi="Calibri" w:cs="Calibri"/>
-          <w:sz w:val="36"/>
-          <w:szCs w:val="36"/>
+          <w:sz w:val="34"/>
+          <w:szCs w:val="34"/>
         </w:rPr>
         <w:t>like</w:t>
       </w:r>
@@ -223,24 +257,24 @@
           <w:rFonts w:ascii="Calibri" w:hAnsi="Calibri" w:cs="Calibri"/>
           <w:b/>
           <w:bCs/>
-          <w:sz w:val="36"/>
-          <w:szCs w:val="36"/>
+          <w:sz w:val="34"/>
+          <w:szCs w:val="34"/>
         </w:rPr>
         <w:t xml:space="preserve"> .class</w:t>
       </w:r>
       <w:r>
         <w:rPr>
           <w:rFonts w:ascii="Calibri" w:hAnsi="Calibri" w:cs="Calibri"/>
-          <w:sz w:val="36"/>
-          <w:szCs w:val="36"/>
+          <w:sz w:val="34"/>
+          <w:szCs w:val="34"/>
         </w:rPr>
         <w:t xml:space="preserve"> files</w:t>
       </w:r>
       <w:r>
         <w:rPr>
           <w:rFonts w:ascii="Calibri" w:hAnsi="Calibri" w:cs="Calibri"/>
-          <w:sz w:val="36"/>
-          <w:szCs w:val="36"/>
+          <w:sz w:val="34"/>
+          <w:szCs w:val="34"/>
         </w:rPr>
         <w:t xml:space="preserve">) which runs directly on the CPU using a Virtual Machine like </w:t>
       </w:r>
@@ -249,16 +283,16 @@
           <w:rFonts w:ascii="Calibri" w:hAnsi="Calibri" w:cs="Calibri"/>
           <w:b/>
           <w:bCs/>
-          <w:sz w:val="36"/>
-          <w:szCs w:val="36"/>
+          <w:sz w:val="34"/>
+          <w:szCs w:val="34"/>
         </w:rPr>
         <w:t xml:space="preserve">JVM </w:t>
       </w:r>
       <w:r>
         <w:rPr>
           <w:rFonts w:ascii="Calibri" w:hAnsi="Calibri" w:cs="Calibri"/>
-          <w:sz w:val="36"/>
-          <w:szCs w:val="36"/>
+          <w:sz w:val="34"/>
+          <w:szCs w:val="34"/>
         </w:rPr>
         <w:t>(Java Virtual Machine)</w:t>
       </w:r>
@@ -268,15 +302,15 @@
         <w:jc w:val="both"/>
         <w:rPr>
           <w:rFonts w:ascii="Calibri" w:hAnsi="Calibri" w:cs="Calibri"/>
-          <w:sz w:val="36"/>
-          <w:szCs w:val="36"/>
-        </w:rPr>
-      </w:pPr>
-      <w:r>
-        <w:rPr>
-          <w:rFonts w:ascii="Calibri" w:hAnsi="Calibri" w:cs="Calibri"/>
-          <w:sz w:val="36"/>
-          <w:szCs w:val="36"/>
+          <w:sz w:val="34"/>
+          <w:szCs w:val="34"/>
+        </w:rPr>
+      </w:pPr>
+      <w:r>
+        <w:rPr>
+          <w:rFonts w:ascii="Calibri" w:hAnsi="Calibri" w:cs="Calibri"/>
+          <w:sz w:val="34"/>
+          <w:szCs w:val="34"/>
         </w:rPr>
         <w:t># It has type inference, functional pattern and null safety. It can also interop with existing</w:t>
       </w:r>
@@ -285,16 +319,16 @@
           <w:rFonts w:ascii="Calibri" w:hAnsi="Calibri" w:cs="Calibri"/>
           <w:b/>
           <w:bCs/>
-          <w:sz w:val="36"/>
-          <w:szCs w:val="36"/>
+          <w:sz w:val="34"/>
+          <w:szCs w:val="34"/>
         </w:rPr>
         <w:t xml:space="preserve"> Java</w:t>
       </w:r>
       <w:r>
         <w:rPr>
           <w:rFonts w:ascii="Calibri" w:hAnsi="Calibri" w:cs="Calibri"/>
-          <w:sz w:val="36"/>
-          <w:szCs w:val="36"/>
+          <w:sz w:val="34"/>
+          <w:szCs w:val="34"/>
         </w:rPr>
         <w:t xml:space="preserve"> Code. Kotlin can also compile to:</w:t>
       </w:r>
@@ -309,15 +343,15 @@
         <w:jc w:val="both"/>
         <w:rPr>
           <w:rFonts w:ascii="Calibri" w:hAnsi="Calibri" w:cs="Calibri"/>
-          <w:sz w:val="36"/>
-          <w:szCs w:val="36"/>
-        </w:rPr>
-      </w:pPr>
-      <w:r>
-        <w:rPr>
-          <w:rFonts w:ascii="Calibri" w:hAnsi="Calibri" w:cs="Calibri"/>
-          <w:sz w:val="36"/>
-          <w:szCs w:val="36"/>
+          <w:sz w:val="34"/>
+          <w:szCs w:val="34"/>
+        </w:rPr>
+      </w:pPr>
+      <w:r>
+        <w:rPr>
+          <w:rFonts w:ascii="Calibri" w:hAnsi="Calibri" w:cs="Calibri"/>
+          <w:sz w:val="34"/>
+          <w:szCs w:val="34"/>
         </w:rPr>
         <w:t>Native ARM machine code</w:t>
       </w:r>
@@ -332,15 +366,15 @@
         <w:jc w:val="both"/>
         <w:rPr>
           <w:rFonts w:ascii="Calibri" w:hAnsi="Calibri" w:cs="Calibri"/>
-          <w:sz w:val="36"/>
-          <w:szCs w:val="36"/>
-        </w:rPr>
-      </w:pPr>
-      <w:r>
-        <w:rPr>
-          <w:rFonts w:ascii="Calibri" w:hAnsi="Calibri" w:cs="Calibri"/>
-          <w:sz w:val="36"/>
-          <w:szCs w:val="36"/>
+          <w:sz w:val="34"/>
+          <w:szCs w:val="34"/>
+        </w:rPr>
+      </w:pPr>
+      <w:r>
+        <w:rPr>
+          <w:rFonts w:ascii="Calibri" w:hAnsi="Calibri" w:cs="Calibri"/>
+          <w:sz w:val="34"/>
+          <w:szCs w:val="34"/>
         </w:rPr>
         <w:t>And JavaScript for web</w:t>
       </w:r>
@@ -350,15 +384,15 @@
         <w:jc w:val="both"/>
         <w:rPr>
           <w:rFonts w:ascii="Calibri" w:hAnsi="Calibri" w:cs="Calibri"/>
-          <w:sz w:val="36"/>
-          <w:szCs w:val="36"/>
-        </w:rPr>
-      </w:pPr>
-      <w:r>
-        <w:rPr>
-          <w:rFonts w:ascii="Calibri" w:hAnsi="Calibri" w:cs="Calibri"/>
-          <w:sz w:val="36"/>
-          <w:szCs w:val="36"/>
+          <w:sz w:val="34"/>
+          <w:szCs w:val="34"/>
+        </w:rPr>
+      </w:pPr>
+      <w:r>
+        <w:rPr>
+          <w:rFonts w:ascii="Calibri" w:hAnsi="Calibri" w:cs="Calibri"/>
+          <w:sz w:val="34"/>
+          <w:szCs w:val="34"/>
         </w:rPr>
         <w:t># Enabling multiplatform (</w:t>
       </w:r>
@@ -367,16 +401,16 @@
           <w:rFonts w:ascii="Calibri" w:hAnsi="Calibri" w:cs="Calibri"/>
           <w:b/>
           <w:bCs/>
-          <w:sz w:val="36"/>
-          <w:szCs w:val="36"/>
+          <w:sz w:val="34"/>
+          <w:szCs w:val="34"/>
         </w:rPr>
         <w:t>KMP</w:t>
       </w:r>
       <w:r>
         <w:rPr>
           <w:rFonts w:ascii="Calibri" w:hAnsi="Calibri" w:cs="Calibri"/>
-          <w:sz w:val="36"/>
-          <w:szCs w:val="36"/>
+          <w:sz w:val="34"/>
+          <w:szCs w:val="34"/>
         </w:rPr>
         <w:t>) capabilities. One of its core features is called Coroutines which provides a simplified way to write asynchronous non-blocking code</w:t>
       </w:r>
@@ -386,8 +420,8 @@
         <w:jc w:val="both"/>
         <w:rPr>
           <w:rFonts w:ascii="Calibri" w:hAnsi="Calibri" w:cs="Calibri"/>
-          <w:sz w:val="36"/>
-          <w:szCs w:val="36"/>
+          <w:sz w:val="34"/>
+          <w:szCs w:val="34"/>
         </w:rPr>
       </w:pPr>
     </w:p>
@@ -396,15 +430,15 @@
         <w:jc w:val="both"/>
         <w:rPr>
           <w:rFonts w:ascii="Calibri" w:hAnsi="Calibri" w:cs="Calibri"/>
-          <w:sz w:val="36"/>
-          <w:szCs w:val="36"/>
-        </w:rPr>
-      </w:pPr>
-      <w:r>
-        <w:rPr>
-          <w:rFonts w:ascii="Calibri" w:hAnsi="Calibri" w:cs="Calibri"/>
-          <w:sz w:val="36"/>
-          <w:szCs w:val="36"/>
+          <w:sz w:val="34"/>
+          <w:szCs w:val="34"/>
+        </w:rPr>
+      </w:pPr>
+      <w:r>
+        <w:rPr>
+          <w:rFonts w:ascii="Calibri" w:hAnsi="Calibri" w:cs="Calibri"/>
+          <w:sz w:val="34"/>
+          <w:szCs w:val="34"/>
         </w:rPr>
         <w:t>Functions in Kotlin:</w:t>
       </w:r>
@@ -414,15 +448,15 @@
         <w:jc w:val="both"/>
         <w:rPr>
           <w:rFonts w:ascii="Calibri" w:hAnsi="Calibri" w:cs="Calibri"/>
-          <w:sz w:val="36"/>
-          <w:szCs w:val="36"/>
-        </w:rPr>
-      </w:pPr>
-      <w:r>
-        <w:rPr>
-          <w:rFonts w:ascii="Calibri" w:hAnsi="Calibri" w:cs="Calibri"/>
-          <w:sz w:val="36"/>
-          <w:szCs w:val="36"/>
+          <w:sz w:val="34"/>
+          <w:szCs w:val="34"/>
+        </w:rPr>
+      </w:pPr>
+      <w:r>
+        <w:rPr>
+          <w:rFonts w:ascii="Calibri" w:hAnsi="Calibri" w:cs="Calibri"/>
+          <w:sz w:val="34"/>
+          <w:szCs w:val="34"/>
         </w:rPr>
         <w:t># Just like</w:t>
       </w:r>
@@ -431,16 +465,16 @@
           <w:rFonts w:ascii="Calibri" w:hAnsi="Calibri" w:cs="Calibri"/>
           <w:b/>
           <w:bCs/>
-          <w:sz w:val="36"/>
-          <w:szCs w:val="36"/>
+          <w:sz w:val="34"/>
+          <w:szCs w:val="34"/>
         </w:rPr>
         <w:t xml:space="preserve"> C</w:t>
       </w:r>
       <w:r>
         <w:rPr>
           <w:rFonts w:ascii="Calibri" w:hAnsi="Calibri" w:cs="Calibri"/>
-          <w:sz w:val="36"/>
-          <w:szCs w:val="36"/>
+          <w:sz w:val="34"/>
+          <w:szCs w:val="34"/>
         </w:rPr>
         <w:t xml:space="preserve">, </w:t>
       </w:r>
@@ -449,80 +483,48 @@
           <w:rFonts w:ascii="Calibri" w:hAnsi="Calibri" w:cs="Calibri"/>
           <w:b/>
           <w:bCs/>
-          <w:sz w:val="36"/>
-          <w:szCs w:val="36"/>
+          <w:sz w:val="34"/>
+          <w:szCs w:val="34"/>
         </w:rPr>
         <w:t>Kotlin</w:t>
       </w:r>
       <w:r>
         <w:rPr>
           <w:rFonts w:ascii="Calibri" w:hAnsi="Calibri" w:cs="Calibri"/>
-          <w:sz w:val="36"/>
-          <w:szCs w:val="36"/>
+          <w:sz w:val="34"/>
+          <w:szCs w:val="34"/>
         </w:rPr>
         <w:t xml:space="preserve"> has </w:t>
       </w:r>
+      <w:proofErr w:type="gramStart"/>
       <w:r>
         <w:rPr>
           <w:rFonts w:ascii="Calibri" w:hAnsi="Calibri" w:cs="Calibri"/>
           <w:b/>
           <w:bCs/>
-          <w:sz w:val="36"/>
-          <w:szCs w:val="36"/>
-        </w:rPr>
-        <w:t>main()</w:t>
-      </w:r>
-      <w:r>
-        <w:rPr>
-          <w:rFonts w:ascii="Calibri" w:hAnsi="Calibri" w:cs="Calibri"/>
-          <w:sz w:val="36"/>
-          <w:szCs w:val="36"/>
-        </w:rPr>
-        <w:t xml:space="preserve"> function which is the entry point or the starting point our code will start executing from</w:t>
-      </w:r>
-    </w:p>
-    <w:p>
-      <w:pPr>
-        <w:jc w:val="both"/>
-        <w:rPr>
-          <w:rFonts w:ascii="Calibri" w:hAnsi="Calibri" w:cs="Calibri"/>
-          <w:sz w:val="36"/>
-          <w:szCs w:val="36"/>
-        </w:rPr>
-      </w:pPr>
-      <w:r>
-        <w:rPr>
-          <w:rFonts w:ascii="Calibri" w:hAnsi="Calibri" w:cs="Calibri"/>
-          <w:sz w:val="36"/>
-          <w:szCs w:val="36"/>
-        </w:rPr>
-        <w:t># Functions are first class objects</w:t>
-      </w:r>
-      <w:r>
-        <w:rPr>
-          <w:rFonts w:ascii="Calibri" w:hAnsi="Calibri" w:cs="Calibri"/>
-          <w:sz w:val="36"/>
-          <w:szCs w:val="36"/>
-        </w:rPr>
-        <w:t xml:space="preserve"> in </w:t>
-      </w:r>
+          <w:sz w:val="34"/>
+          <w:szCs w:val="34"/>
+        </w:rPr>
+        <w:t>main(</w:t>
+      </w:r>
+      <w:proofErr w:type="gramEnd"/>
       <w:r>
         <w:rPr>
           <w:rFonts w:ascii="Calibri" w:hAnsi="Calibri" w:cs="Calibri"/>
           <w:b/>
           <w:bCs/>
-          <w:sz w:val="36"/>
-          <w:szCs w:val="36"/>
-        </w:rPr>
-        <w:t>Kotlin</w:t>
-      </w:r>
-      <w:r>
-        <w:rPr>
-          <w:rFonts w:ascii="Calibri" w:hAnsi="Calibri" w:cs="Calibri"/>
-          <w:sz w:val="36"/>
-          <w:szCs w:val="36"/>
-        </w:rPr>
-        <w:t xml:space="preserve"> which means they can be stored as variables passed as parameters or used anonymously with lambdas</w:t>
+          <w:sz w:val="34"/>
+          <w:szCs w:val="34"/>
+        </w:rPr>
+        <w:t>)</w:t>
+      </w:r>
+      <w:r>
+        <w:rPr>
+          <w:rFonts w:ascii="Calibri" w:hAnsi="Calibri" w:cs="Calibri"/>
+          <w:sz w:val="34"/>
+          <w:szCs w:val="34"/>
+        </w:rPr>
+        <w:t xml:space="preserve"> function which is the entry point or the starting point our code will start executing from</w:t>
       </w:r>
     </w:p>
     <w:p>
@@ -530,116 +532,159 @@
         <w:jc w:val="both"/>
         <w:rPr>
           <w:rFonts w:ascii="Calibri" w:hAnsi="Calibri" w:cs="Calibri"/>
-          <w:sz w:val="36"/>
-          <w:szCs w:val="36"/>
-        </w:rPr>
-      </w:pPr>
-    </w:p>
-    <w:p>
-      <w:pPr>
-        <w:jc w:val="both"/>
-        <w:rPr>
-          <w:rFonts w:ascii="Calibri" w:hAnsi="Calibri" w:cs="Calibri"/>
-          <w:sz w:val="36"/>
-          <w:szCs w:val="36"/>
-        </w:rPr>
-      </w:pPr>
-      <w:r>
-        <w:rPr>
-          <w:rFonts w:ascii="Calibri" w:hAnsi="Calibri" w:cs="Calibri"/>
-          <w:sz w:val="36"/>
-          <w:szCs w:val="36"/>
-        </w:rPr>
-        <w:t>OOP:</w:t>
-      </w:r>
-    </w:p>
-    <w:p>
-      <w:pPr>
-        <w:jc w:val="both"/>
-        <w:rPr>
-          <w:rFonts w:ascii="Calibri" w:hAnsi="Calibri" w:cs="Calibri"/>
-          <w:sz w:val="36"/>
-          <w:szCs w:val="36"/>
-        </w:rPr>
-      </w:pPr>
-      <w:r>
-        <w:rPr>
-          <w:rFonts w:ascii="Calibri" w:hAnsi="Calibri" w:cs="Calibri"/>
-          <w:sz w:val="36"/>
-          <w:szCs w:val="36"/>
-        </w:rPr>
-        <w:lastRenderedPageBreak/>
-        <w:t>#</w:t>
+          <w:sz w:val="34"/>
+          <w:szCs w:val="34"/>
+        </w:rPr>
+      </w:pPr>
+      <w:r>
+        <w:rPr>
+          <w:rFonts w:ascii="Calibri" w:hAnsi="Calibri" w:cs="Calibri"/>
+          <w:sz w:val="34"/>
+          <w:szCs w:val="34"/>
+        </w:rPr>
+        <w:t># Functions are first class objects</w:t>
+      </w:r>
+      <w:r>
+        <w:rPr>
+          <w:rFonts w:ascii="Calibri" w:hAnsi="Calibri" w:cs="Calibri"/>
+          <w:sz w:val="34"/>
+          <w:szCs w:val="34"/>
+        </w:rPr>
+        <w:t xml:space="preserve"> in </w:t>
       </w:r>
       <w:r>
         <w:rPr>
           <w:rFonts w:ascii="Calibri" w:hAnsi="Calibri" w:cs="Calibri"/>
           <w:b/>
           <w:bCs/>
-          <w:sz w:val="36"/>
-          <w:szCs w:val="36"/>
-        </w:rPr>
-        <w:t xml:space="preserve"> Kotlin</w:t>
-      </w:r>
-      <w:r>
-        <w:rPr>
-          <w:rFonts w:ascii="Calibri" w:hAnsi="Calibri" w:cs="Calibri"/>
-          <w:sz w:val="36"/>
-          <w:szCs w:val="36"/>
-        </w:rPr>
-        <w:t xml:space="preserve"> can do special things that </w:t>
+          <w:sz w:val="34"/>
+          <w:szCs w:val="34"/>
+        </w:rPr>
+        <w:t>Kotlin</w:t>
+      </w:r>
+      <w:r>
+        <w:rPr>
+          <w:rFonts w:ascii="Calibri" w:hAnsi="Calibri" w:cs="Calibri"/>
+          <w:sz w:val="34"/>
+          <w:szCs w:val="34"/>
+        </w:rPr>
+        <w:t xml:space="preserve"> which means they can be stored as variables passed as parameters or used anonymously with lambdas</w:t>
+      </w:r>
+    </w:p>
+    <w:p>
+      <w:pPr>
+        <w:jc w:val="both"/>
+        <w:rPr>
+          <w:rFonts w:ascii="Calibri" w:hAnsi="Calibri" w:cs="Calibri"/>
+          <w:sz w:val="34"/>
+          <w:szCs w:val="34"/>
+        </w:rPr>
+      </w:pPr>
+    </w:p>
+    <w:p>
+      <w:pPr>
+        <w:jc w:val="both"/>
+        <w:rPr>
+          <w:rFonts w:ascii="Calibri" w:hAnsi="Calibri" w:cs="Calibri"/>
+          <w:sz w:val="34"/>
+          <w:szCs w:val="34"/>
+        </w:rPr>
+      </w:pPr>
+      <w:r>
+        <w:rPr>
+          <w:rFonts w:ascii="Calibri" w:hAnsi="Calibri" w:cs="Calibri"/>
+          <w:sz w:val="34"/>
+          <w:szCs w:val="34"/>
+        </w:rPr>
+        <w:t>OOP:</w:t>
+      </w:r>
+    </w:p>
+    <w:p>
+      <w:pPr>
+        <w:jc w:val="both"/>
+        <w:rPr>
+          <w:rFonts w:ascii="Calibri" w:hAnsi="Calibri" w:cs="Calibri"/>
+          <w:sz w:val="34"/>
+          <w:szCs w:val="34"/>
+        </w:rPr>
+      </w:pPr>
+      <w:r>
+        <w:rPr>
+          <w:rFonts w:ascii="Calibri" w:hAnsi="Calibri" w:cs="Calibri"/>
+          <w:sz w:val="34"/>
+          <w:szCs w:val="34"/>
+        </w:rPr>
+        <w:t>#</w:t>
       </w:r>
       <w:r>
         <w:rPr>
           <w:rFonts w:ascii="Calibri" w:hAnsi="Calibri" w:cs="Calibri"/>
           <w:b/>
           <w:bCs/>
-          <w:sz w:val="36"/>
-          <w:szCs w:val="36"/>
-        </w:rPr>
-        <w:t>Java</w:t>
-      </w:r>
-      <w:r>
-        <w:rPr>
-          <w:rFonts w:ascii="Calibri" w:hAnsi="Calibri" w:cs="Calibri"/>
-          <w:sz w:val="36"/>
-          <w:szCs w:val="36"/>
-        </w:rPr>
-        <w:t xml:space="preserve"> can’t like modify the behavior (methods) of a class without inheritance using extension functions (like </w:t>
+          <w:sz w:val="34"/>
+          <w:szCs w:val="34"/>
+        </w:rPr>
+        <w:t xml:space="preserve"> Kotlin</w:t>
+      </w:r>
+      <w:r>
+        <w:rPr>
+          <w:rFonts w:ascii="Calibri" w:hAnsi="Calibri" w:cs="Calibri"/>
+          <w:sz w:val="34"/>
+          <w:szCs w:val="34"/>
+        </w:rPr>
+        <w:t xml:space="preserve"> can do special things that </w:t>
       </w:r>
       <w:r>
         <w:rPr>
           <w:rFonts w:ascii="Calibri" w:hAnsi="Calibri" w:cs="Calibri"/>
           <w:b/>
           <w:bCs/>
-          <w:sz w:val="36"/>
-          <w:szCs w:val="36"/>
-        </w:rPr>
-        <w:t>Dart’</w:t>
-      </w:r>
-      <w:r>
-        <w:rPr>
-          <w:rFonts w:ascii="Calibri" w:hAnsi="Calibri" w:cs="Calibri"/>
-          <w:sz w:val="36"/>
-          <w:szCs w:val="36"/>
-        </w:rPr>
-        <w:t xml:space="preserve">s </w:t>
+          <w:sz w:val="34"/>
+          <w:szCs w:val="34"/>
+        </w:rPr>
+        <w:t>Java</w:t>
+      </w:r>
+      <w:r>
+        <w:rPr>
+          <w:rFonts w:ascii="Calibri" w:hAnsi="Calibri" w:cs="Calibri"/>
+          <w:sz w:val="34"/>
+          <w:szCs w:val="34"/>
+        </w:rPr>
+        <w:t xml:space="preserve"> can’t like modify the behavior (methods) of a class without inheritance using extension functions (like </w:t>
       </w:r>
       <w:r>
         <w:rPr>
           <w:rFonts w:ascii="Calibri" w:hAnsi="Calibri" w:cs="Calibri"/>
           <w:b/>
           <w:bCs/>
-          <w:sz w:val="36"/>
-          <w:szCs w:val="36"/>
+          <w:sz w:val="34"/>
+          <w:szCs w:val="34"/>
+        </w:rPr>
+        <w:t>Dart’</w:t>
+      </w:r>
+      <w:r>
+        <w:rPr>
+          <w:rFonts w:ascii="Calibri" w:hAnsi="Calibri" w:cs="Calibri"/>
+          <w:sz w:val="34"/>
+          <w:szCs w:val="34"/>
+        </w:rPr>
+        <w:t xml:space="preserve">s </w:t>
+      </w:r>
+      <w:r>
+        <w:rPr>
+          <w:rFonts w:ascii="Calibri" w:hAnsi="Calibri" w:cs="Calibri"/>
+          <w:b/>
+          <w:bCs/>
+          <w:sz w:val="34"/>
+          <w:szCs w:val="34"/>
         </w:rPr>
         <w:t>extension</w:t>
       </w:r>
       <w:r>
         <w:rPr>
           <w:rFonts w:ascii="Calibri" w:hAnsi="Calibri" w:cs="Calibri"/>
-          <w:sz w:val="36"/>
-          <w:szCs w:val="36"/>
+          <w:sz w:val="34"/>
+          <w:szCs w:val="34"/>
         </w:rPr>
         <w:t xml:space="preserve"> keyword)</w:t>
       </w:r>
@@ -649,16 +694,17 @@
         <w:jc w:val="both"/>
         <w:rPr>
           <w:rFonts w:ascii="Calibri" w:hAnsi="Calibri" w:cs="Calibri"/>
-          <w:sz w:val="36"/>
-          <w:szCs w:val="36"/>
-        </w:rPr>
-      </w:pPr>
-      <w:r>
-        <w:rPr>
-          <w:rFonts w:ascii="Calibri" w:hAnsi="Calibri" w:cs="Calibri"/>
-          <w:sz w:val="36"/>
-          <w:szCs w:val="36"/>
-        </w:rPr>
+          <w:sz w:val="34"/>
+          <w:szCs w:val="34"/>
+        </w:rPr>
+      </w:pPr>
+      <w:r>
+        <w:rPr>
+          <w:rFonts w:ascii="Calibri" w:hAnsi="Calibri" w:cs="Calibri"/>
+          <w:sz w:val="34"/>
+          <w:szCs w:val="34"/>
+        </w:rPr>
+        <w:lastRenderedPageBreak/>
         <w:t># It also reduces boilerplates with things like:</w:t>
       </w:r>
     </w:p>
@@ -672,15 +718,15 @@
         <w:jc w:val="both"/>
         <w:rPr>
           <w:rFonts w:ascii="Calibri" w:hAnsi="Calibri" w:cs="Calibri"/>
-          <w:sz w:val="36"/>
-          <w:szCs w:val="36"/>
-        </w:rPr>
-      </w:pPr>
-      <w:r>
-        <w:rPr>
-          <w:rFonts w:ascii="Calibri" w:hAnsi="Calibri" w:cs="Calibri"/>
-          <w:sz w:val="36"/>
-          <w:szCs w:val="36"/>
+          <w:sz w:val="34"/>
+          <w:szCs w:val="34"/>
+        </w:rPr>
+      </w:pPr>
+      <w:r>
+        <w:rPr>
+          <w:rFonts w:ascii="Calibri" w:hAnsi="Calibri" w:cs="Calibri"/>
+          <w:sz w:val="34"/>
+          <w:szCs w:val="34"/>
         </w:rPr>
         <w:t>Data classes (</w:t>
       </w:r>
@@ -689,16 +735,16 @@
           <w:rFonts w:ascii="Calibri" w:hAnsi="Calibri" w:cs="Calibri"/>
           <w:b/>
           <w:bCs/>
-          <w:sz w:val="36"/>
-          <w:szCs w:val="36"/>
+          <w:sz w:val="34"/>
+          <w:szCs w:val="34"/>
         </w:rPr>
         <w:t>data class …</w:t>
       </w:r>
       <w:r>
         <w:rPr>
           <w:rFonts w:ascii="Calibri" w:hAnsi="Calibri" w:cs="Calibri"/>
-          <w:sz w:val="36"/>
-          <w:szCs w:val="36"/>
+          <w:sz w:val="34"/>
+          <w:szCs w:val="34"/>
         </w:rPr>
         <w:t>) so we don’t need to write constructors, getters and setters</w:t>
       </w:r>
@@ -713,17 +759,33 @@
         <w:jc w:val="both"/>
         <w:rPr>
           <w:rFonts w:ascii="Calibri" w:hAnsi="Calibri" w:cs="Calibri"/>
-          <w:sz w:val="36"/>
-          <w:szCs w:val="36"/>
-        </w:rPr>
-      </w:pPr>
-      <w:r>
-        <w:rPr>
-          <w:rFonts w:ascii="Calibri" w:hAnsi="Calibri" w:cs="Calibri"/>
-          <w:sz w:val="36"/>
-          <w:szCs w:val="36"/>
-        </w:rPr>
-        <w:t>Supports destructuring when accessing the values on an object</w:t>
+          <w:sz w:val="34"/>
+          <w:szCs w:val="34"/>
+        </w:rPr>
+      </w:pPr>
+      <w:r>
+        <w:rPr>
+          <w:rFonts w:ascii="Calibri" w:hAnsi="Calibri" w:cs="Calibri"/>
+          <w:sz w:val="34"/>
+          <w:szCs w:val="34"/>
+        </w:rPr>
+        <w:t>Supports de</w:t>
+      </w:r>
+      <w:r>
+        <w:rPr>
+          <w:rFonts w:ascii="Calibri" w:hAnsi="Calibri" w:cs="Calibri"/>
+          <w:sz w:val="34"/>
+          <w:szCs w:val="34"/>
+        </w:rPr>
+        <w:t>-</w:t>
+      </w:r>
+      <w:r>
+        <w:rPr>
+          <w:rFonts w:ascii="Calibri" w:hAnsi="Calibri" w:cs="Calibri"/>
+          <w:sz w:val="34"/>
+          <w:szCs w:val="34"/>
+        </w:rPr>
+        <w:t>structuring when accessing the values on an object</w:t>
       </w:r>
     </w:p>
     <w:p>
@@ -731,8 +793,8 @@
         <w:jc w:val="both"/>
         <w:rPr>
           <w:rFonts w:ascii="Calibri" w:hAnsi="Calibri" w:cs="Calibri"/>
-          <w:sz w:val="36"/>
-          <w:szCs w:val="36"/>
+          <w:sz w:val="34"/>
+          <w:szCs w:val="34"/>
         </w:rPr>
       </w:pPr>
     </w:p>
@@ -741,15 +803,15 @@
         <w:jc w:val="center"/>
         <w:rPr>
           <w:rFonts w:ascii="Calibri" w:hAnsi="Calibri" w:cs="Calibri"/>
-          <w:sz w:val="36"/>
-          <w:szCs w:val="36"/>
-        </w:rPr>
-      </w:pPr>
-      <w:r>
-        <w:rPr>
-          <w:rFonts w:ascii="Calibri" w:hAnsi="Calibri" w:cs="Calibri"/>
-          <w:sz w:val="36"/>
-          <w:szCs w:val="36"/>
+          <w:sz w:val="34"/>
+          <w:szCs w:val="34"/>
+        </w:rPr>
+      </w:pPr>
+      <w:r>
+        <w:rPr>
+          <w:rFonts w:ascii="Calibri" w:hAnsi="Calibri" w:cs="Calibri"/>
+          <w:sz w:val="34"/>
+          <w:szCs w:val="34"/>
         </w:rPr>
         <w:t>Break</w:t>
       </w:r>

--- a/kotlin/k7_part_two_of_kotlin_extras.docx
+++ b/kotlin/k7_part_two_of_kotlin_extras.docx
@@ -6,18 +6,18 @@
       <w:pPr>
         <w:jc w:val="center"/>
         <w:rPr>
-          <w:rFonts w:ascii="Calibri" w:hAnsi="Calibri" w:cs="Calibri"/>
-          <w:sz w:val="34"/>
-          <w:szCs w:val="34"/>
-        </w:rPr>
-      </w:pPr>
-      <w:r>
-        <w:rPr>
-          <w:rFonts w:ascii="Calibri" w:hAnsi="Calibri" w:cs="Calibri"/>
+          <w:rFonts w:cs="Calibri"/>
+          <w:sz w:val="32"/>
+          <w:szCs w:val="32"/>
+        </w:rPr>
+      </w:pPr>
+      <w:r>
+        <w:rPr>
+          <w:rFonts w:cs="Calibri"/>
           <w:b/>
           <w:bCs/>
-          <w:sz w:val="42"/>
-          <w:szCs w:val="42"/>
+          <w:sz w:val="40"/>
+          <w:szCs w:val="40"/>
         </w:rPr>
         <w:t>INDEX</w:t>
       </w:r>
@@ -31,59 +31,41 @@
         </w:numPr>
         <w:jc w:val="both"/>
         <w:rPr>
-          <w:rFonts w:ascii="Calibri" w:hAnsi="Calibri" w:cs="Calibri"/>
-          <w:sz w:val="32"/>
-          <w:szCs w:val="32"/>
-        </w:rPr>
-      </w:pPr>
-      <w:r>
-        <w:rPr>
-          <w:rFonts w:ascii="Calibri" w:hAnsi="Calibri" w:cs="Calibri"/>
-          <w:sz w:val="32"/>
-          <w:szCs w:val="32"/>
-        </w:rPr>
-        <w:t xml:space="preserve">Kotlin (Programming </w:t>
-      </w:r>
-      <w:proofErr w:type="gramStart"/>
-      <w:r>
-        <w:rPr>
-          <w:rFonts w:ascii="Calibri" w:hAnsi="Calibri" w:cs="Calibri"/>
-          <w:sz w:val="32"/>
-          <w:szCs w:val="32"/>
-        </w:rPr>
-        <w:t>Language)…</w:t>
-      </w:r>
-      <w:proofErr w:type="gramEnd"/>
-      <w:r>
-        <w:rPr>
-          <w:rFonts w:ascii="Calibri" w:hAnsi="Calibri" w:cs="Calibri"/>
-          <w:sz w:val="32"/>
-          <w:szCs w:val="32"/>
-        </w:rPr>
-        <w:t>………………………</w:t>
-      </w:r>
-      <w:r>
-        <w:rPr>
-          <w:rFonts w:ascii="Calibri" w:hAnsi="Calibri" w:cs="Calibri"/>
-          <w:sz w:val="32"/>
-          <w:szCs w:val="32"/>
-        </w:rPr>
-        <w:t>…………</w:t>
-      </w:r>
-      <w:r>
-        <w:rPr>
-          <w:rFonts w:ascii="Calibri" w:hAnsi="Calibri" w:cs="Calibri"/>
-          <w:sz w:val="32"/>
-          <w:szCs w:val="32"/>
-        </w:rPr>
-        <w:t>……………...2</w:t>
+          <w:rFonts w:cs="Calibri"/>
+          <w:sz w:val="32"/>
+          <w:szCs w:val="32"/>
+        </w:rPr>
+      </w:pPr>
+      <w:r>
+        <w:rPr>
+          <w:rFonts w:cs="Calibri"/>
+          <w:sz w:val="32"/>
+          <w:szCs w:val="32"/>
+        </w:rPr>
+        <w:t>Kotlin (Programming Language)…………………………</w:t>
+      </w:r>
+      <w:r>
+        <w:rPr>
+          <w:rFonts w:cs="Calibri"/>
+          <w:sz w:val="32"/>
+          <w:szCs w:val="32"/>
+        </w:rPr>
+        <w:t>……</w:t>
+      </w:r>
+      <w:r>
+        <w:rPr>
+          <w:rFonts w:cs="Calibri"/>
+          <w:sz w:val="32"/>
+          <w:szCs w:val="32"/>
+        </w:rPr>
+        <w:t>………...2</w:t>
       </w:r>
     </w:p>
     <w:p>
       <w:pPr>
         <w:jc w:val="both"/>
         <w:rPr>
-          <w:rFonts w:ascii="Calibri" w:hAnsi="Calibri" w:cs="Calibri"/>
+          <w:rFonts w:cs="Calibri"/>
           <w:sz w:val="32"/>
           <w:szCs w:val="32"/>
         </w:rPr>
@@ -93,7 +75,7 @@
       <w:pPr>
         <w:jc w:val="both"/>
         <w:rPr>
-          <w:rFonts w:ascii="Calibri" w:hAnsi="Calibri" w:cs="Calibri"/>
+          <w:rFonts w:cs="Calibri"/>
           <w:sz w:val="32"/>
           <w:szCs w:val="32"/>
         </w:rPr>
@@ -103,23 +85,23 @@
       <w:pPr>
         <w:jc w:val="both"/>
         <w:rPr>
-          <w:rFonts w:ascii="Calibri" w:hAnsi="Calibri" w:cs="Calibri"/>
-          <w:sz w:val="32"/>
-          <w:szCs w:val="32"/>
-        </w:rPr>
-      </w:pPr>
-    </w:p>
-    <w:p>
-      <w:pPr>
-        <w:rPr>
-          <w:rFonts w:ascii="Calibri" w:hAnsi="Calibri" w:cs="Calibri"/>
-          <w:sz w:val="32"/>
-          <w:szCs w:val="32"/>
-        </w:rPr>
-      </w:pPr>
-      <w:r>
-        <w:rPr>
-          <w:rFonts w:ascii="Calibri" w:hAnsi="Calibri" w:cs="Calibri"/>
+          <w:rFonts w:cs="Calibri"/>
+          <w:sz w:val="32"/>
+          <w:szCs w:val="32"/>
+        </w:rPr>
+      </w:pPr>
+    </w:p>
+    <w:p>
+      <w:pPr>
+        <w:rPr>
+          <w:rFonts w:cs="Calibri"/>
+          <w:sz w:val="32"/>
+          <w:szCs w:val="32"/>
+        </w:rPr>
+      </w:pPr>
+      <w:r>
+        <w:rPr>
+          <w:rFonts w:cs="Calibri"/>
           <w:sz w:val="32"/>
           <w:szCs w:val="32"/>
         </w:rPr>
@@ -130,20 +112,20 @@
       <w:pPr>
         <w:jc w:val="both"/>
         <w:rPr>
-          <w:rFonts w:ascii="Calibri" w:hAnsi="Calibri" w:cs="Calibri"/>
+          <w:rFonts w:cs="Calibri"/>
           <w:b/>
           <w:bCs/>
-          <w:sz w:val="34"/>
-          <w:szCs w:val="34"/>
-        </w:rPr>
-      </w:pPr>
-      <w:r>
-        <w:rPr>
-          <w:rFonts w:ascii="Calibri" w:hAnsi="Calibri" w:cs="Calibri"/>
+          <w:sz w:val="32"/>
+          <w:szCs w:val="32"/>
+        </w:rPr>
+      </w:pPr>
+      <w:r>
+        <w:rPr>
+          <w:rFonts w:cs="Calibri"/>
           <w:b/>
           <w:bCs/>
-          <w:sz w:val="34"/>
-          <w:szCs w:val="34"/>
+          <w:sz w:val="32"/>
+          <w:szCs w:val="32"/>
         </w:rPr>
         <w:lastRenderedPageBreak/>
         <w:t>Kotlin (Java’s Successor):</w:t>
@@ -153,146 +135,146 @@
       <w:pPr>
         <w:jc w:val="both"/>
         <w:rPr>
-          <w:rFonts w:ascii="Calibri" w:hAnsi="Calibri" w:cs="Calibri"/>
-          <w:sz w:val="34"/>
-          <w:szCs w:val="34"/>
-        </w:rPr>
-      </w:pPr>
-      <w:r>
-        <w:rPr>
-          <w:rFonts w:ascii="Calibri" w:hAnsi="Calibri" w:cs="Calibri"/>
-          <w:sz w:val="34"/>
-          <w:szCs w:val="34"/>
+          <w:rFonts w:cs="Calibri"/>
+          <w:sz w:val="32"/>
+          <w:szCs w:val="32"/>
+        </w:rPr>
+      </w:pPr>
+      <w:r>
+        <w:rPr>
+          <w:rFonts w:cs="Calibri"/>
+          <w:sz w:val="32"/>
+          <w:szCs w:val="32"/>
         </w:rPr>
         <w:t xml:space="preserve"># </w:t>
       </w:r>
       <w:r>
         <w:rPr>
-          <w:rFonts w:ascii="Calibri" w:hAnsi="Calibri" w:cs="Calibri"/>
+          <w:rFonts w:cs="Calibri"/>
           <w:b/>
           <w:bCs/>
-          <w:sz w:val="34"/>
-          <w:szCs w:val="34"/>
+          <w:sz w:val="32"/>
+          <w:szCs w:val="32"/>
         </w:rPr>
         <w:t>Kotlin</w:t>
       </w:r>
       <w:r>
         <w:rPr>
-          <w:rFonts w:ascii="Calibri" w:hAnsi="Calibri" w:cs="Calibri"/>
-          <w:sz w:val="34"/>
-          <w:szCs w:val="34"/>
+          <w:rFonts w:cs="Calibri"/>
+          <w:sz w:val="32"/>
+          <w:szCs w:val="32"/>
         </w:rPr>
         <w:t xml:space="preserve"> is a statically typed multi-paradigm, designed as a better alternative to </w:t>
       </w:r>
       <w:r>
         <w:rPr>
-          <w:rFonts w:ascii="Calibri" w:hAnsi="Calibri" w:cs="Calibri"/>
+          <w:rFonts w:cs="Calibri"/>
           <w:b/>
           <w:bCs/>
-          <w:sz w:val="34"/>
-          <w:szCs w:val="34"/>
+          <w:sz w:val="32"/>
+          <w:szCs w:val="32"/>
         </w:rPr>
         <w:t>Java</w:t>
       </w:r>
       <w:r>
         <w:rPr>
-          <w:rFonts w:ascii="Calibri" w:hAnsi="Calibri" w:cs="Calibri"/>
-          <w:sz w:val="34"/>
-          <w:szCs w:val="34"/>
+          <w:rFonts w:cs="Calibri"/>
+          <w:sz w:val="32"/>
+          <w:szCs w:val="32"/>
         </w:rPr>
         <w:t xml:space="preserve">. Like </w:t>
       </w:r>
       <w:r>
         <w:rPr>
-          <w:rFonts w:ascii="Calibri" w:hAnsi="Calibri" w:cs="Calibri"/>
+          <w:rFonts w:cs="Calibri"/>
           <w:b/>
           <w:bCs/>
-          <w:sz w:val="34"/>
-          <w:szCs w:val="34"/>
+          <w:sz w:val="32"/>
+          <w:szCs w:val="32"/>
         </w:rPr>
         <w:t>Java</w:t>
       </w:r>
       <w:r>
         <w:rPr>
-          <w:rFonts w:ascii="Calibri" w:hAnsi="Calibri" w:cs="Calibri"/>
-          <w:sz w:val="34"/>
-          <w:szCs w:val="34"/>
+          <w:rFonts w:cs="Calibri"/>
+          <w:sz w:val="32"/>
+          <w:szCs w:val="32"/>
         </w:rPr>
         <w:t xml:space="preserve"> it compiles to Bytecode</w:t>
       </w:r>
       <w:r>
         <w:rPr>
-          <w:rFonts w:ascii="Calibri" w:hAnsi="Calibri" w:cs="Calibri"/>
-          <w:sz w:val="34"/>
-          <w:szCs w:val="34"/>
+          <w:rFonts w:cs="Calibri"/>
+          <w:sz w:val="32"/>
+          <w:szCs w:val="32"/>
         </w:rPr>
         <w:t xml:space="preserve">, an </w:t>
       </w:r>
       <w:r>
         <w:rPr>
-          <w:rFonts w:ascii="Calibri" w:hAnsi="Calibri" w:cs="Calibri"/>
-          <w:sz w:val="34"/>
-          <w:szCs w:val="34"/>
+          <w:rFonts w:cs="Calibri"/>
+          <w:sz w:val="32"/>
+          <w:szCs w:val="32"/>
         </w:rPr>
         <w:t xml:space="preserve">intermediate, platform independent binary code </w:t>
       </w:r>
       <w:r>
         <w:rPr>
-          <w:rFonts w:ascii="Calibri" w:hAnsi="Calibri" w:cs="Calibri"/>
-          <w:sz w:val="34"/>
-          <w:szCs w:val="34"/>
+          <w:rFonts w:cs="Calibri"/>
+          <w:sz w:val="32"/>
+          <w:szCs w:val="32"/>
         </w:rPr>
         <w:t>(</w:t>
       </w:r>
       <w:r>
         <w:rPr>
-          <w:rFonts w:ascii="Calibri" w:hAnsi="Calibri" w:cs="Calibri"/>
-          <w:sz w:val="34"/>
-          <w:szCs w:val="34"/>
+          <w:rFonts w:cs="Calibri"/>
+          <w:sz w:val="32"/>
+          <w:szCs w:val="32"/>
         </w:rPr>
         <w:t>like</w:t>
       </w:r>
       <w:r>
         <w:rPr>
-          <w:rFonts w:ascii="Calibri" w:hAnsi="Calibri" w:cs="Calibri"/>
+          <w:rFonts w:cs="Calibri"/>
           <w:b/>
           <w:bCs/>
-          <w:sz w:val="34"/>
-          <w:szCs w:val="34"/>
+          <w:sz w:val="32"/>
+          <w:szCs w:val="32"/>
         </w:rPr>
         <w:t xml:space="preserve"> .class</w:t>
       </w:r>
       <w:r>
         <w:rPr>
-          <w:rFonts w:ascii="Calibri" w:hAnsi="Calibri" w:cs="Calibri"/>
-          <w:sz w:val="34"/>
-          <w:szCs w:val="34"/>
+          <w:rFonts w:cs="Calibri"/>
+          <w:sz w:val="32"/>
+          <w:szCs w:val="32"/>
         </w:rPr>
         <w:t xml:space="preserve"> files</w:t>
       </w:r>
       <w:r>
         <w:rPr>
-          <w:rFonts w:ascii="Calibri" w:hAnsi="Calibri" w:cs="Calibri"/>
-          <w:sz w:val="34"/>
-          <w:szCs w:val="34"/>
+          <w:rFonts w:cs="Calibri"/>
+          <w:sz w:val="32"/>
+          <w:szCs w:val="32"/>
         </w:rPr>
         <w:t xml:space="preserve">) which runs directly on the CPU using a Virtual Machine like </w:t>
       </w:r>
       <w:r>
         <w:rPr>
-          <w:rFonts w:ascii="Calibri" w:hAnsi="Calibri" w:cs="Calibri"/>
+          <w:rFonts w:cs="Calibri"/>
           <w:b/>
           <w:bCs/>
-          <w:sz w:val="34"/>
-          <w:szCs w:val="34"/>
+          <w:sz w:val="32"/>
+          <w:szCs w:val="32"/>
         </w:rPr>
         <w:t xml:space="preserve">JVM </w:t>
       </w:r>
       <w:r>
         <w:rPr>
-          <w:rFonts w:ascii="Calibri" w:hAnsi="Calibri" w:cs="Calibri"/>
-          <w:sz w:val="34"/>
-          <w:szCs w:val="34"/>
+          <w:rFonts w:cs="Calibri"/>
+          <w:sz w:val="32"/>
+          <w:szCs w:val="32"/>
         </w:rPr>
         <w:t>(Java Virtual Machine)</w:t>
       </w:r>
@@ -301,34 +283,34 @@
       <w:pPr>
         <w:jc w:val="both"/>
         <w:rPr>
-          <w:rFonts w:ascii="Calibri" w:hAnsi="Calibri" w:cs="Calibri"/>
-          <w:sz w:val="34"/>
-          <w:szCs w:val="34"/>
-        </w:rPr>
-      </w:pPr>
-      <w:r>
-        <w:rPr>
-          <w:rFonts w:ascii="Calibri" w:hAnsi="Calibri" w:cs="Calibri"/>
-          <w:sz w:val="34"/>
-          <w:szCs w:val="34"/>
+          <w:rFonts w:cs="Calibri"/>
+          <w:sz w:val="32"/>
+          <w:szCs w:val="32"/>
+        </w:rPr>
+      </w:pPr>
+      <w:r>
+        <w:rPr>
+          <w:rFonts w:cs="Calibri"/>
+          <w:sz w:val="32"/>
+          <w:szCs w:val="32"/>
         </w:rPr>
         <w:t># It has type inference, functional pattern and null safety. It can also interop with existing</w:t>
       </w:r>
       <w:r>
         <w:rPr>
-          <w:rFonts w:ascii="Calibri" w:hAnsi="Calibri" w:cs="Calibri"/>
+          <w:rFonts w:cs="Calibri"/>
           <w:b/>
           <w:bCs/>
-          <w:sz w:val="34"/>
-          <w:szCs w:val="34"/>
+          <w:sz w:val="32"/>
+          <w:szCs w:val="32"/>
         </w:rPr>
         <w:t xml:space="preserve"> Java</w:t>
       </w:r>
       <w:r>
         <w:rPr>
-          <w:rFonts w:ascii="Calibri" w:hAnsi="Calibri" w:cs="Calibri"/>
-          <w:sz w:val="34"/>
-          <w:szCs w:val="34"/>
+          <w:rFonts w:cs="Calibri"/>
+          <w:sz w:val="32"/>
+          <w:szCs w:val="32"/>
         </w:rPr>
         <w:t xml:space="preserve"> Code. Kotlin can also compile to:</w:t>
       </w:r>
@@ -342,16 +324,16 @@
         </w:numPr>
         <w:jc w:val="both"/>
         <w:rPr>
-          <w:rFonts w:ascii="Calibri" w:hAnsi="Calibri" w:cs="Calibri"/>
-          <w:sz w:val="34"/>
-          <w:szCs w:val="34"/>
-        </w:rPr>
-      </w:pPr>
-      <w:r>
-        <w:rPr>
-          <w:rFonts w:ascii="Calibri" w:hAnsi="Calibri" w:cs="Calibri"/>
-          <w:sz w:val="34"/>
-          <w:szCs w:val="34"/>
+          <w:rFonts w:cs="Calibri"/>
+          <w:sz w:val="32"/>
+          <w:szCs w:val="32"/>
+        </w:rPr>
+      </w:pPr>
+      <w:r>
+        <w:rPr>
+          <w:rFonts w:cs="Calibri"/>
+          <w:sz w:val="32"/>
+          <w:szCs w:val="32"/>
         </w:rPr>
         <w:t>Native ARM machine code</w:t>
       </w:r>
@@ -365,16 +347,16 @@
         </w:numPr>
         <w:jc w:val="both"/>
         <w:rPr>
-          <w:rFonts w:ascii="Calibri" w:hAnsi="Calibri" w:cs="Calibri"/>
-          <w:sz w:val="34"/>
-          <w:szCs w:val="34"/>
-        </w:rPr>
-      </w:pPr>
-      <w:r>
-        <w:rPr>
-          <w:rFonts w:ascii="Calibri" w:hAnsi="Calibri" w:cs="Calibri"/>
-          <w:sz w:val="34"/>
-          <w:szCs w:val="34"/>
+          <w:rFonts w:cs="Calibri"/>
+          <w:sz w:val="32"/>
+          <w:szCs w:val="32"/>
+        </w:rPr>
+      </w:pPr>
+      <w:r>
+        <w:rPr>
+          <w:rFonts w:cs="Calibri"/>
+          <w:sz w:val="32"/>
+          <w:szCs w:val="32"/>
         </w:rPr>
         <w:t>And JavaScript for web</w:t>
       </w:r>
@@ -383,34 +365,34 @@
       <w:pPr>
         <w:jc w:val="both"/>
         <w:rPr>
-          <w:rFonts w:ascii="Calibri" w:hAnsi="Calibri" w:cs="Calibri"/>
-          <w:sz w:val="34"/>
-          <w:szCs w:val="34"/>
-        </w:rPr>
-      </w:pPr>
-      <w:r>
-        <w:rPr>
-          <w:rFonts w:ascii="Calibri" w:hAnsi="Calibri" w:cs="Calibri"/>
-          <w:sz w:val="34"/>
-          <w:szCs w:val="34"/>
+          <w:rFonts w:cs="Calibri"/>
+          <w:sz w:val="32"/>
+          <w:szCs w:val="32"/>
+        </w:rPr>
+      </w:pPr>
+      <w:r>
+        <w:rPr>
+          <w:rFonts w:cs="Calibri"/>
+          <w:sz w:val="32"/>
+          <w:szCs w:val="32"/>
         </w:rPr>
         <w:t># Enabling multiplatform (</w:t>
       </w:r>
       <w:r>
         <w:rPr>
-          <w:rFonts w:ascii="Calibri" w:hAnsi="Calibri" w:cs="Calibri"/>
+          <w:rFonts w:cs="Calibri"/>
           <w:b/>
           <w:bCs/>
-          <w:sz w:val="34"/>
-          <w:szCs w:val="34"/>
+          <w:sz w:val="32"/>
+          <w:szCs w:val="32"/>
         </w:rPr>
         <w:t>KMP</w:t>
       </w:r>
       <w:r>
         <w:rPr>
-          <w:rFonts w:ascii="Calibri" w:hAnsi="Calibri" w:cs="Calibri"/>
-          <w:sz w:val="34"/>
-          <w:szCs w:val="34"/>
+          <w:rFonts w:cs="Calibri"/>
+          <w:sz w:val="32"/>
+          <w:szCs w:val="32"/>
         </w:rPr>
         <w:t>) capabilities. One of its core features is called Coroutines which provides a simplified way to write asynchronous non-blocking code</w:t>
       </w:r>
@@ -419,9 +401,9 @@
       <w:pPr>
         <w:jc w:val="both"/>
         <w:rPr>
-          <w:rFonts w:ascii="Calibri" w:hAnsi="Calibri" w:cs="Calibri"/>
-          <w:sz w:val="34"/>
-          <w:szCs w:val="34"/>
+          <w:rFonts w:cs="Calibri"/>
+          <w:sz w:val="32"/>
+          <w:szCs w:val="32"/>
         </w:rPr>
       </w:pPr>
     </w:p>
@@ -429,16 +411,16 @@
       <w:pPr>
         <w:jc w:val="both"/>
         <w:rPr>
-          <w:rFonts w:ascii="Calibri" w:hAnsi="Calibri" w:cs="Calibri"/>
-          <w:sz w:val="34"/>
-          <w:szCs w:val="34"/>
-        </w:rPr>
-      </w:pPr>
-      <w:r>
-        <w:rPr>
-          <w:rFonts w:ascii="Calibri" w:hAnsi="Calibri" w:cs="Calibri"/>
-          <w:sz w:val="34"/>
-          <w:szCs w:val="34"/>
+          <w:rFonts w:cs="Calibri"/>
+          <w:sz w:val="32"/>
+          <w:szCs w:val="32"/>
+        </w:rPr>
+      </w:pPr>
+      <w:r>
+        <w:rPr>
+          <w:rFonts w:cs="Calibri"/>
+          <w:sz w:val="32"/>
+          <w:szCs w:val="32"/>
         </w:rPr>
         <w:t>Functions in Kotlin:</w:t>
       </w:r>
@@ -447,244 +429,232 @@
       <w:pPr>
         <w:jc w:val="both"/>
         <w:rPr>
-          <w:rFonts w:ascii="Calibri" w:hAnsi="Calibri" w:cs="Calibri"/>
-          <w:sz w:val="34"/>
-          <w:szCs w:val="34"/>
-        </w:rPr>
-      </w:pPr>
-      <w:r>
-        <w:rPr>
-          <w:rFonts w:ascii="Calibri" w:hAnsi="Calibri" w:cs="Calibri"/>
-          <w:sz w:val="34"/>
-          <w:szCs w:val="34"/>
+          <w:rFonts w:cs="Calibri"/>
+          <w:sz w:val="32"/>
+          <w:szCs w:val="32"/>
+        </w:rPr>
+      </w:pPr>
+      <w:r>
+        <w:rPr>
+          <w:rFonts w:cs="Calibri"/>
+          <w:sz w:val="32"/>
+          <w:szCs w:val="32"/>
         </w:rPr>
         <w:t># Just like</w:t>
       </w:r>
       <w:r>
         <w:rPr>
-          <w:rFonts w:ascii="Calibri" w:hAnsi="Calibri" w:cs="Calibri"/>
+          <w:rFonts w:cs="Calibri"/>
           <w:b/>
           <w:bCs/>
-          <w:sz w:val="34"/>
-          <w:szCs w:val="34"/>
+          <w:sz w:val="32"/>
+          <w:szCs w:val="32"/>
         </w:rPr>
         <w:t xml:space="preserve"> C</w:t>
       </w:r>
       <w:r>
         <w:rPr>
-          <w:rFonts w:ascii="Calibri" w:hAnsi="Calibri" w:cs="Calibri"/>
-          <w:sz w:val="34"/>
-          <w:szCs w:val="34"/>
+          <w:rFonts w:cs="Calibri"/>
+          <w:sz w:val="32"/>
+          <w:szCs w:val="32"/>
         </w:rPr>
         <w:t xml:space="preserve">, </w:t>
       </w:r>
       <w:r>
         <w:rPr>
-          <w:rFonts w:ascii="Calibri" w:hAnsi="Calibri" w:cs="Calibri"/>
+          <w:rFonts w:cs="Calibri"/>
           <w:b/>
           <w:bCs/>
-          <w:sz w:val="34"/>
-          <w:szCs w:val="34"/>
+          <w:sz w:val="32"/>
+          <w:szCs w:val="32"/>
         </w:rPr>
         <w:t>Kotlin</w:t>
       </w:r>
       <w:r>
         <w:rPr>
-          <w:rFonts w:ascii="Calibri" w:hAnsi="Calibri" w:cs="Calibri"/>
-          <w:sz w:val="34"/>
-          <w:szCs w:val="34"/>
+          <w:rFonts w:cs="Calibri"/>
+          <w:sz w:val="32"/>
+          <w:szCs w:val="32"/>
         </w:rPr>
         <w:t xml:space="preserve"> has </w:t>
       </w:r>
-      <w:proofErr w:type="gramStart"/>
-      <w:r>
-        <w:rPr>
-          <w:rFonts w:ascii="Calibri" w:hAnsi="Calibri" w:cs="Calibri"/>
+      <w:r>
+        <w:rPr>
+          <w:rFonts w:cs="Calibri"/>
           <w:b/>
           <w:bCs/>
-          <w:sz w:val="34"/>
-          <w:szCs w:val="34"/>
-        </w:rPr>
-        <w:t>main(</w:t>
-      </w:r>
-      <w:proofErr w:type="gramEnd"/>
-      <w:r>
-        <w:rPr>
-          <w:rFonts w:ascii="Calibri" w:hAnsi="Calibri" w:cs="Calibri"/>
+          <w:sz w:val="32"/>
+          <w:szCs w:val="32"/>
+        </w:rPr>
+        <w:t>main()</w:t>
+      </w:r>
+      <w:r>
+        <w:rPr>
+          <w:rFonts w:cs="Calibri"/>
+          <w:sz w:val="32"/>
+          <w:szCs w:val="32"/>
+        </w:rPr>
+        <w:t xml:space="preserve"> function which is the entry point or the starting point our code will start executing from</w:t>
+      </w:r>
+    </w:p>
+    <w:p>
+      <w:pPr>
+        <w:jc w:val="both"/>
+        <w:rPr>
+          <w:rFonts w:cs="Calibri"/>
+          <w:sz w:val="32"/>
+          <w:szCs w:val="32"/>
+        </w:rPr>
+      </w:pPr>
+      <w:r>
+        <w:rPr>
+          <w:rFonts w:cs="Calibri"/>
+          <w:sz w:val="32"/>
+          <w:szCs w:val="32"/>
+        </w:rPr>
+        <w:t># Functions are first class objects</w:t>
+      </w:r>
+      <w:r>
+        <w:rPr>
+          <w:rFonts w:cs="Calibri"/>
+          <w:sz w:val="32"/>
+          <w:szCs w:val="32"/>
+        </w:rPr>
+        <w:t xml:space="preserve"> in </w:t>
+      </w:r>
+      <w:r>
+        <w:rPr>
+          <w:rFonts w:cs="Calibri"/>
           <w:b/>
           <w:bCs/>
-          <w:sz w:val="34"/>
-          <w:szCs w:val="34"/>
-        </w:rPr>
-        <w:t>)</w:t>
-      </w:r>
-      <w:r>
-        <w:rPr>
-          <w:rFonts w:ascii="Calibri" w:hAnsi="Calibri" w:cs="Calibri"/>
-          <w:sz w:val="34"/>
-          <w:szCs w:val="34"/>
-        </w:rPr>
-        <w:t xml:space="preserve"> function which is the entry point or the starting point our code will start executing from</w:t>
+          <w:sz w:val="32"/>
+          <w:szCs w:val="32"/>
+        </w:rPr>
+        <w:t>Kotlin</w:t>
+      </w:r>
+      <w:r>
+        <w:rPr>
+          <w:rFonts w:cs="Calibri"/>
+          <w:sz w:val="32"/>
+          <w:szCs w:val="32"/>
+        </w:rPr>
+        <w:t xml:space="preserve"> which means they can be stored as variables passed as parameters or used anonymously with lambdas</w:t>
       </w:r>
     </w:p>
     <w:p>
       <w:pPr>
         <w:jc w:val="both"/>
         <w:rPr>
-          <w:rFonts w:ascii="Calibri" w:hAnsi="Calibri" w:cs="Calibri"/>
-          <w:sz w:val="34"/>
-          <w:szCs w:val="34"/>
-        </w:rPr>
-      </w:pPr>
-      <w:r>
-        <w:rPr>
-          <w:rFonts w:ascii="Calibri" w:hAnsi="Calibri" w:cs="Calibri"/>
-          <w:sz w:val="34"/>
-          <w:szCs w:val="34"/>
-        </w:rPr>
-        <w:t># Functions are first class objects</w:t>
-      </w:r>
-      <w:r>
-        <w:rPr>
-          <w:rFonts w:ascii="Calibri" w:hAnsi="Calibri" w:cs="Calibri"/>
-          <w:sz w:val="34"/>
-          <w:szCs w:val="34"/>
-        </w:rPr>
-        <w:t xml:space="preserve"> in </w:t>
-      </w:r>
-      <w:r>
-        <w:rPr>
-          <w:rFonts w:ascii="Calibri" w:hAnsi="Calibri" w:cs="Calibri"/>
+          <w:rFonts w:cs="Calibri"/>
+          <w:sz w:val="32"/>
+          <w:szCs w:val="32"/>
+        </w:rPr>
+      </w:pPr>
+    </w:p>
+    <w:p>
+      <w:pPr>
+        <w:jc w:val="both"/>
+        <w:rPr>
+          <w:rFonts w:cs="Calibri"/>
+          <w:sz w:val="32"/>
+          <w:szCs w:val="32"/>
+        </w:rPr>
+      </w:pPr>
+      <w:r>
+        <w:rPr>
+          <w:rFonts w:cs="Calibri"/>
+          <w:sz w:val="32"/>
+          <w:szCs w:val="32"/>
+        </w:rPr>
+        <w:t>OOP:</w:t>
+      </w:r>
+    </w:p>
+    <w:p>
+      <w:pPr>
+        <w:jc w:val="both"/>
+        <w:rPr>
+          <w:rFonts w:cs="Calibri"/>
+          <w:sz w:val="32"/>
+          <w:szCs w:val="32"/>
+        </w:rPr>
+      </w:pPr>
+      <w:r>
+        <w:rPr>
+          <w:rFonts w:cs="Calibri"/>
+          <w:sz w:val="32"/>
+          <w:szCs w:val="32"/>
+        </w:rPr>
+        <w:t>#</w:t>
+      </w:r>
+      <w:r>
+        <w:rPr>
+          <w:rFonts w:cs="Calibri"/>
           <w:b/>
           <w:bCs/>
-          <w:sz w:val="34"/>
-          <w:szCs w:val="34"/>
-        </w:rPr>
-        <w:t>Kotlin</w:t>
-      </w:r>
-      <w:r>
-        <w:rPr>
-          <w:rFonts w:ascii="Calibri" w:hAnsi="Calibri" w:cs="Calibri"/>
-          <w:sz w:val="34"/>
-          <w:szCs w:val="34"/>
-        </w:rPr>
-        <w:t xml:space="preserve"> which means they can be stored as variables passed as parameters or used anonymously with lambdas</w:t>
-      </w:r>
-    </w:p>
-    <w:p>
-      <w:pPr>
-        <w:jc w:val="both"/>
-        <w:rPr>
-          <w:rFonts w:ascii="Calibri" w:hAnsi="Calibri" w:cs="Calibri"/>
-          <w:sz w:val="34"/>
-          <w:szCs w:val="34"/>
-        </w:rPr>
-      </w:pPr>
-    </w:p>
-    <w:p>
-      <w:pPr>
-        <w:jc w:val="both"/>
-        <w:rPr>
-          <w:rFonts w:ascii="Calibri" w:hAnsi="Calibri" w:cs="Calibri"/>
-          <w:sz w:val="34"/>
-          <w:szCs w:val="34"/>
-        </w:rPr>
-      </w:pPr>
-      <w:r>
-        <w:rPr>
-          <w:rFonts w:ascii="Calibri" w:hAnsi="Calibri" w:cs="Calibri"/>
-          <w:sz w:val="34"/>
-          <w:szCs w:val="34"/>
-        </w:rPr>
-        <w:t>OOP:</w:t>
-      </w:r>
-    </w:p>
-    <w:p>
-      <w:pPr>
-        <w:jc w:val="both"/>
-        <w:rPr>
-          <w:rFonts w:ascii="Calibri" w:hAnsi="Calibri" w:cs="Calibri"/>
-          <w:sz w:val="34"/>
-          <w:szCs w:val="34"/>
-        </w:rPr>
-      </w:pPr>
-      <w:r>
-        <w:rPr>
-          <w:rFonts w:ascii="Calibri" w:hAnsi="Calibri" w:cs="Calibri"/>
-          <w:sz w:val="34"/>
-          <w:szCs w:val="34"/>
-        </w:rPr>
-        <w:t>#</w:t>
-      </w:r>
-      <w:r>
-        <w:rPr>
-          <w:rFonts w:ascii="Calibri" w:hAnsi="Calibri" w:cs="Calibri"/>
+          <w:sz w:val="32"/>
+          <w:szCs w:val="32"/>
+        </w:rPr>
+        <w:t xml:space="preserve"> Kotlin</w:t>
+      </w:r>
+      <w:r>
+        <w:rPr>
+          <w:rFonts w:cs="Calibri"/>
+          <w:sz w:val="32"/>
+          <w:szCs w:val="32"/>
+        </w:rPr>
+        <w:t xml:space="preserve"> can do special things that </w:t>
+      </w:r>
+      <w:r>
+        <w:rPr>
+          <w:rFonts w:cs="Calibri"/>
           <w:b/>
           <w:bCs/>
-          <w:sz w:val="34"/>
-          <w:szCs w:val="34"/>
-        </w:rPr>
-        <w:t xml:space="preserve"> Kotlin</w:t>
-      </w:r>
-      <w:r>
-        <w:rPr>
-          <w:rFonts w:ascii="Calibri" w:hAnsi="Calibri" w:cs="Calibri"/>
-          <w:sz w:val="34"/>
-          <w:szCs w:val="34"/>
-        </w:rPr>
-        <w:t xml:space="preserve"> can do special things that </w:t>
-      </w:r>
-      <w:r>
-        <w:rPr>
-          <w:rFonts w:ascii="Calibri" w:hAnsi="Calibri" w:cs="Calibri"/>
+          <w:sz w:val="32"/>
+          <w:szCs w:val="32"/>
+        </w:rPr>
+        <w:t>Java</w:t>
+      </w:r>
+      <w:r>
+        <w:rPr>
+          <w:rFonts w:cs="Calibri"/>
+          <w:sz w:val="32"/>
+          <w:szCs w:val="32"/>
+        </w:rPr>
+        <w:t xml:space="preserve"> can’t like modify the behavior (methods) of a class without inheritance using extension functions (like </w:t>
+      </w:r>
+      <w:r>
+        <w:rPr>
+          <w:rFonts w:cs="Calibri"/>
           <w:b/>
           <w:bCs/>
-          <w:sz w:val="34"/>
-          <w:szCs w:val="34"/>
-        </w:rPr>
-        <w:t>Java</w:t>
-      </w:r>
-      <w:r>
-        <w:rPr>
-          <w:rFonts w:ascii="Calibri" w:hAnsi="Calibri" w:cs="Calibri"/>
-          <w:sz w:val="34"/>
-          <w:szCs w:val="34"/>
-        </w:rPr>
-        <w:t xml:space="preserve"> can’t like modify the behavior (methods) of a class without inheritance using extension functions (like </w:t>
-      </w:r>
-      <w:r>
-        <w:rPr>
-          <w:rFonts w:ascii="Calibri" w:hAnsi="Calibri" w:cs="Calibri"/>
+          <w:sz w:val="32"/>
+          <w:szCs w:val="32"/>
+        </w:rPr>
+        <w:t>Dart’</w:t>
+      </w:r>
+      <w:r>
+        <w:rPr>
+          <w:rFonts w:cs="Calibri"/>
+          <w:sz w:val="32"/>
+          <w:szCs w:val="32"/>
+        </w:rPr>
+        <w:t xml:space="preserve">s </w:t>
+      </w:r>
+      <w:r>
+        <w:rPr>
+          <w:rFonts w:cs="Calibri"/>
           <w:b/>
           <w:bCs/>
-          <w:sz w:val="34"/>
-          <w:szCs w:val="34"/>
-        </w:rPr>
-        <w:t>Dart’</w:t>
-      </w:r>
-      <w:r>
-        <w:rPr>
-          <w:rFonts w:ascii="Calibri" w:hAnsi="Calibri" w:cs="Calibri"/>
-          <w:sz w:val="34"/>
-          <w:szCs w:val="34"/>
-        </w:rPr>
-        <w:t xml:space="preserve">s </w:t>
-      </w:r>
-      <w:r>
-        <w:rPr>
-          <w:rFonts w:ascii="Calibri" w:hAnsi="Calibri" w:cs="Calibri"/>
-          <w:b/>
-          <w:bCs/>
-          <w:sz w:val="34"/>
-          <w:szCs w:val="34"/>
+          <w:sz w:val="32"/>
+          <w:szCs w:val="32"/>
         </w:rPr>
         <w:t>extension</w:t>
       </w:r>
       <w:r>
         <w:rPr>
-          <w:rFonts w:ascii="Calibri" w:hAnsi="Calibri" w:cs="Calibri"/>
-          <w:sz w:val="34"/>
-          <w:szCs w:val="34"/>
+          <w:rFonts w:cs="Calibri"/>
+          <w:sz w:val="32"/>
+          <w:szCs w:val="32"/>
         </w:rPr>
         <w:t xml:space="preserve"> keyword)</w:t>
       </w:r>
@@ -693,18 +663,17 @@
       <w:pPr>
         <w:jc w:val="both"/>
         <w:rPr>
-          <w:rFonts w:ascii="Calibri" w:hAnsi="Calibri" w:cs="Calibri"/>
-          <w:sz w:val="34"/>
-          <w:szCs w:val="34"/>
-        </w:rPr>
-      </w:pPr>
-      <w:r>
-        <w:rPr>
-          <w:rFonts w:ascii="Calibri" w:hAnsi="Calibri" w:cs="Calibri"/>
-          <w:sz w:val="34"/>
-          <w:szCs w:val="34"/>
-        </w:rPr>
-        <w:lastRenderedPageBreak/>
+          <w:rFonts w:cs="Calibri"/>
+          <w:sz w:val="32"/>
+          <w:szCs w:val="32"/>
+        </w:rPr>
+      </w:pPr>
+      <w:r>
+        <w:rPr>
+          <w:rFonts w:cs="Calibri"/>
+          <w:sz w:val="32"/>
+          <w:szCs w:val="32"/>
+        </w:rPr>
         <w:t># It also reduces boilerplates with things like:</w:t>
       </w:r>
     </w:p>
@@ -717,34 +686,35 @@
         </w:numPr>
         <w:jc w:val="both"/>
         <w:rPr>
-          <w:rFonts w:ascii="Calibri" w:hAnsi="Calibri" w:cs="Calibri"/>
-          <w:sz w:val="34"/>
-          <w:szCs w:val="34"/>
-        </w:rPr>
-      </w:pPr>
-      <w:r>
-        <w:rPr>
-          <w:rFonts w:ascii="Calibri" w:hAnsi="Calibri" w:cs="Calibri"/>
-          <w:sz w:val="34"/>
-          <w:szCs w:val="34"/>
-        </w:rPr>
+          <w:rFonts w:cs="Calibri"/>
+          <w:sz w:val="32"/>
+          <w:szCs w:val="32"/>
+        </w:rPr>
+      </w:pPr>
+      <w:r>
+        <w:rPr>
+          <w:rFonts w:cs="Calibri"/>
+          <w:sz w:val="32"/>
+          <w:szCs w:val="32"/>
+        </w:rPr>
+        <w:lastRenderedPageBreak/>
         <w:t>Data classes (</w:t>
       </w:r>
       <w:r>
         <w:rPr>
-          <w:rFonts w:ascii="Calibri" w:hAnsi="Calibri" w:cs="Calibri"/>
+          <w:rFonts w:cs="Calibri"/>
           <w:b/>
           <w:bCs/>
-          <w:sz w:val="34"/>
-          <w:szCs w:val="34"/>
+          <w:sz w:val="32"/>
+          <w:szCs w:val="32"/>
         </w:rPr>
         <w:t>data class …</w:t>
       </w:r>
       <w:r>
         <w:rPr>
-          <w:rFonts w:ascii="Calibri" w:hAnsi="Calibri" w:cs="Calibri"/>
-          <w:sz w:val="34"/>
-          <w:szCs w:val="34"/>
+          <w:rFonts w:cs="Calibri"/>
+          <w:sz w:val="32"/>
+          <w:szCs w:val="32"/>
         </w:rPr>
         <w:t>) so we don’t need to write constructors, getters and setters</w:t>
       </w:r>
@@ -758,32 +728,32 @@
         </w:numPr>
         <w:jc w:val="both"/>
         <w:rPr>
-          <w:rFonts w:ascii="Calibri" w:hAnsi="Calibri" w:cs="Calibri"/>
-          <w:sz w:val="34"/>
-          <w:szCs w:val="34"/>
-        </w:rPr>
-      </w:pPr>
-      <w:r>
-        <w:rPr>
-          <w:rFonts w:ascii="Calibri" w:hAnsi="Calibri" w:cs="Calibri"/>
-          <w:sz w:val="34"/>
-          <w:szCs w:val="34"/>
+          <w:rFonts w:cs="Calibri"/>
+          <w:sz w:val="32"/>
+          <w:szCs w:val="32"/>
+        </w:rPr>
+      </w:pPr>
+      <w:r>
+        <w:rPr>
+          <w:rFonts w:cs="Calibri"/>
+          <w:sz w:val="32"/>
+          <w:szCs w:val="32"/>
         </w:rPr>
         <w:t>Supports de</w:t>
       </w:r>
       <w:r>
         <w:rPr>
-          <w:rFonts w:ascii="Calibri" w:hAnsi="Calibri" w:cs="Calibri"/>
-          <w:sz w:val="34"/>
-          <w:szCs w:val="34"/>
+          <w:rFonts w:cs="Calibri"/>
+          <w:sz w:val="32"/>
+          <w:szCs w:val="32"/>
         </w:rPr>
         <w:t>-</w:t>
       </w:r>
       <w:r>
         <w:rPr>
-          <w:rFonts w:ascii="Calibri" w:hAnsi="Calibri" w:cs="Calibri"/>
-          <w:sz w:val="34"/>
-          <w:szCs w:val="34"/>
+          <w:rFonts w:cs="Calibri"/>
+          <w:sz w:val="32"/>
+          <w:szCs w:val="32"/>
         </w:rPr>
         <w:t>structuring when accessing the values on an object</w:t>
       </w:r>
@@ -792,9 +762,9 @@
       <w:pPr>
         <w:jc w:val="both"/>
         <w:rPr>
-          <w:rFonts w:ascii="Calibri" w:hAnsi="Calibri" w:cs="Calibri"/>
-          <w:sz w:val="34"/>
-          <w:szCs w:val="34"/>
+          <w:rFonts w:cs="Calibri"/>
+          <w:sz w:val="32"/>
+          <w:szCs w:val="32"/>
         </w:rPr>
       </w:pPr>
     </w:p>
@@ -802,16 +772,16 @@
       <w:pPr>
         <w:jc w:val="center"/>
         <w:rPr>
-          <w:rFonts w:ascii="Calibri" w:hAnsi="Calibri" w:cs="Calibri"/>
-          <w:sz w:val="34"/>
-          <w:szCs w:val="34"/>
-        </w:rPr>
-      </w:pPr>
-      <w:r>
-        <w:rPr>
-          <w:rFonts w:ascii="Calibri" w:hAnsi="Calibri" w:cs="Calibri"/>
-          <w:sz w:val="34"/>
-          <w:szCs w:val="34"/>
+          <w:rFonts w:cs="Calibri"/>
+          <w:sz w:val="32"/>
+          <w:szCs w:val="32"/>
+        </w:rPr>
+      </w:pPr>
+      <w:r>
+        <w:rPr>
+          <w:rFonts w:cs="Calibri"/>
+          <w:sz w:val="32"/>
+          <w:szCs w:val="32"/>
         </w:rPr>
         <w:t>Break</w:t>
       </w:r>
